--- a/roteiros/lito-sousa/LitoSousa_Parte2.docx
+++ b/roteiros/lito-sousa/LitoSousa_Parte2.docx
@@ -119,7 +119,7 @@
         <w:rPr>
           <w:color w:val="C00000"/>
         </w:rPr>
-        <w:t>Guarde esse jeito calmo de falar. Porque, poucos anos depois, os mesmos fãs que se acostumaram com aquela voz tranquila iam ver o próprio Lito, num vídeo, com dificuldade para dizer cada palavra.</w:t>
+        <w:t>Guarde esse jeito calmo de falar. Porque, poucos anos depois, os mesmos fãs que se acostumaram com aquela voz tranquila iam ver o próprio Lito, num vídeo, com a fala lenta e o corpo tomado por espasmos.</w:t>
       </w:r>
     </w:p>
     <w:p>
@@ -183,7 +183,7 @@
         <w:rPr>
           <w:color w:val="000000"/>
         </w:rPr>
-        <w:t>Os fãs da cantora encontraram nos vídeos dele uma coisa que faltava no noticiário. Uma explicação dita com respeito.</w:t>
+        <w:t>Os fãs da cantora elogiaram o jeito respeitoso com que ele tratou a tragédia.</w:t>
       </w:r>
     </w:p>
     <w:p>
@@ -199,7 +199,7 @@
         <w:rPr>
           <w:color w:val="000000"/>
         </w:rPr>
-        <w:t>O mecânico que ninguém conhecia virou a voz que o Brasil ouvia depois de cada queda.</w:t>
+        <w:t>O mecânico que poucos conheciam antes da pandemia virou a voz que o Brasil ouvia depois de cada queda.</w:t>
       </w:r>
     </w:p>
     <w:p>
@@ -303,7 +303,7 @@
         <w:rPr>
           <w:color w:val="000000"/>
         </w:rPr>
-        <w:t>Em dois mil e vinte e cinco, Lito foi parar numa UTI.</w:t>
+        <w:t>Lito foi parar numa UTI.</w:t>
       </w:r>
     </w:p>
     <w:p>
@@ -327,7 +327,7 @@
         <w:rPr>
           <w:color w:val="000000"/>
         </w:rPr>
-        <w:t>Nos primeiros meses de dois mil e vinte e seis, numa bateria de exames de rotina, os médicos encontraram duas coisas.</w:t>
+        <w:t>Por volta de abril de dois mil e vinte e seis, numa bateria de exames de rotina, os médicos encontraram duas coisas.</w:t>
       </w:r>
     </w:p>
     <w:p>
@@ -431,7 +431,7 @@
         <w:rPr>
           <w:color w:val="C00000"/>
         </w:rPr>
-        <w:t>Guarde essa frase. Estou em manutenção, não em queda. Porque, no dia seguinte, Lito foi internado às pressas. E o que os médicos começaram a encontrar no corpo dele não tinha nada a ver com o câncer.</w:t>
+        <w:t>Guarde essa frase. Estou em manutenção, não em queda. Porque, no dia seguinte, Lito foi internado. E o que os médicos começaram a encontrar no corpo dele não tinha nada a ver com o câncer.</w:t>
       </w:r>
     </w:p>
     <w:p>
@@ -511,7 +511,7 @@
         <w:rPr>
           <w:color w:val="000000"/>
         </w:rPr>
-        <w:t>Só que os médicos continuavam procurando. Porque a inflamação não explicava tudo. Havia alguma coisa por trás dela.</w:t>
+        <w:t>Só que Lito continuava internado. Os médicos ainda procuravam o que estava causando aquela inflamação.</w:t>
       </w:r>
     </w:p>
     <w:p>
@@ -519,7 +519,7 @@
         <w:rPr>
           <w:color w:val="C00000"/>
         </w:rPr>
-        <w:t>O que eles encontraram tinha um nome que quase nenhum brasileiro conhecia. Uma doença tão rara que atinge cerca de uma pessoa em cada milhão. E, no dia vinte e um de agosto, foi a esposa dele quem precisou contar ao país.</w:t>
+        <w:t>O que eles encontraram tinha um nome que quase nenhum brasileiro conhecia. Uma doença tão rara que atinge cerca de uma pessoa em cada milhão, por ano. E, no dia vinte e um de agosto, foi a esposa dele quem precisou contar ao país.</w:t>
       </w:r>
     </w:p>
     <w:sectPr>

--- a/roteiros/lito-sousa/LitoSousa_Parte2.docx
+++ b/roteiros/lito-sousa/LitoSousa_Parte2.docx
@@ -77,9 +77,9 @@
     <w:p>
       <w:r>
         <w:rPr>
-          <w:color w:val="000000"/>
+          <w:color w:val="C00000"/>
         </w:rPr>
-        <w:t>Lito voltou às tragédias que marcaram a memória do país. O Learjet dos Mamonas Assassinas, que caiu na Serra da Cantareira em mil novecentos e noventa e seis. O choque do voo 1907 da Gol com um jato executivo sobre a Amazônia, dez anos depois.</w:t>
+        <w:t>Só que aquele tio calmo, que explicava cada tragédia com tanta paciência, ainda ia protagonizar a história mais difícil que o canal dele já contou. E dessa vez ele não ia estar atrás da câmera explicando.</w:t>
       </w:r>
     </w:p>
     <w:p>
@@ -87,7 +87,39 @@
         <w:rPr>
           <w:color w:val="000000"/>
         </w:rPr>
-        <w:t>Explicou o Air France 447, que sumiu no meio do Atlântico na rota entre o Rio e Paris. E o avião da Chapecoense, que caiu na Colômbia levando quase um time inteiro.</w:t>
+        <w:t>Lito voltou às tragédias que marcaram a memória do país. O Learjet dos Mamonas Assassinas, que caiu na Serra da Cantareira em mil novecentos e noventa e seis, durante uma tentativa de arremeter. Nove pessoas morreram, entre elas os cinco integrantes da banda. O choque do voo 1907 da Gol com um jato executivo sobre a Amazônia, dez anos depois, com cento e cinquenta e quatro mortos.</w:t>
+      </w:r>
+    </w:p>
+    <w:p>
+      <w:r>
+        <w:rPr>
+          <w:color w:val="000000"/>
+        </w:rPr>
+        <w:t>Explicou o Air France 447, que sumiu no meio do Atlântico na rota entre o Rio e Paris, com duzentas e vinte e oito pessoas a bordo. E o avião da Chapecoense, que caiu na Colômbia em dois mil e dezesseis e matou setenta e uma pessoas, quase um time inteiro.</w:t>
+      </w:r>
+    </w:p>
+    <w:p>
+      <w:r>
+        <w:rPr>
+          <w:color w:val="000000"/>
+        </w:rPr>
+        <w:t>Explicou o jato que caiu sobre um bairro residencial de Santos, em dois mil e catorze, matando o candidato à Presidência Eduardo Campos e mais seis pessoas.</w:t>
+      </w:r>
+    </w:p>
+    <w:p>
+      <w:r>
+        <w:rPr>
+          <w:color w:val="000000"/>
+        </w:rPr>
+        <w:t>Explicou a queda do avião que levava o ministro do Supremo Teori Zavascki, em Paraty, em dois mil e dezessete. Um caso cercado de suspeitas de sabotagem, que Lito analisou com cuidado, olhando para os fatos da investigação.</w:t>
+      </w:r>
+    </w:p>
+    <w:p>
+      <w:r>
+        <w:rPr>
+          <w:color w:val="000000"/>
+        </w:rPr>
+        <w:t>Explicou o helicóptero que caiu sobre a Rodovia Anhanguera, em São Paulo, matando o jornalista Ricardo Boechat. E voltou até mil novecentos e setenta e sete, para contar o maior desastre da história da aviação comercial. Dois Boeing 747 que se chocaram numa pista nas Ilhas Canárias, em Tenerife. Quinhentas e oitenta e três pessoas mortas.</w:t>
       </w:r>
     </w:p>
     <w:p>
@@ -279,7 +311,15 @@
         <w:rPr>
           <w:color w:val="000000"/>
         </w:rPr>
-        <w:t>O livro sobre o Zaire, "Onde Morrem os Aviões", já estava nas livrarias desde dois mil e dezenove.</w:t>
+        <w:t>O curso usava a mesma fórmula do canal. Explicava a turbulência, a mecânica e a segurança de um voo, peça por peça, até o medo perder a força. O objetivo era fazer quem nunca tinha conseguido entrar num avião perder o medo de vez.</w:t>
+      </w:r>
+    </w:p>
+    <w:p>
+      <w:r>
+        <w:rPr>
+          <w:color w:val="000000"/>
+        </w:rPr>
+        <w:t>O livro sobre o Zaire, "Onde Morrem os Aviões", já estava publicado havia alguns anos.</w:t>
       </w:r>
     </w:p>
     <w:p>

--- a/roteiros/lito-sousa/LitoSousa_Parte2.docx
+++ b/roteiros/lito-sousa/LitoSousa_Parte2.docx
@@ -87,7 +87,7 @@
         <w:rPr>
           <w:color w:val="000000"/>
         </w:rPr>
-        <w:t>Lito voltou às tragédias que marcaram a memória do país. O Learjet dos Mamonas Assassinas, que caiu na Serra da Cantareira em mil novecentos e noventa e seis, durante uma tentativa de arremeter. Nove pessoas morreram, entre elas os cinco integrantes da banda. O choque do voo 1907 da Gol com um jato executivo sobre a Amazônia, dez anos depois, com cento e cinquenta e quatro mortos.</w:t>
+        <w:t>Lito voltou às tragédias que marcaram a memória do país.</w:t>
       </w:r>
     </w:p>
     <w:p>
@@ -95,7 +95,7 @@
         <w:rPr>
           <w:color w:val="000000"/>
         </w:rPr>
-        <w:t>Explicou o Air France 447, que sumiu no meio do Atlântico na rota entre o Rio e Paris, com duzentas e vinte e oito pessoas a bordo. E o avião da Chapecoense, que caiu na Colômbia em dois mil e dezesseis e matou setenta e uma pessoas, quase um time inteiro.</w:t>
+        <w:t>O Learjet dos Mamonas Assassinas, que caiu na Serra da Cantareira em mil novecentos e noventa e seis, durante uma tentativa de arremeter. Nove pessoas morreram, entre elas os cinco integrantes da banda.</w:t>
       </w:r>
     </w:p>
     <w:p>
@@ -103,7 +103,7 @@
         <w:rPr>
           <w:color w:val="000000"/>
         </w:rPr>
-        <w:t>Explicou o jato que caiu sobre um bairro residencial de Santos, em dois mil e catorze, matando o candidato à Presidência Eduardo Campos e mais seis pessoas.</w:t>
+        <w:t>O choque do voo 1907 da Gol com um jato executivo sobre a Amazônia, dez anos depois, com cento e cinquenta e quatro mortos. O Air France 447, que caiu no meio do Atlântico na rota entre o Rio e Paris, com duzentas e vinte e oito pessoas a bordo.</w:t>
       </w:r>
     </w:p>
     <w:p>
@@ -111,7 +111,7 @@
         <w:rPr>
           <w:color w:val="000000"/>
         </w:rPr>
-        <w:t>Explicou a queda do avião que levava o ministro do Supremo Teori Zavascki, em Paraty, em dois mil e dezessete. Um caso cercado de suspeitas de sabotagem, que Lito analisou com cuidado, olhando para os fatos da investigação.</w:t>
+        <w:t>O avião da Chapecoense, que caiu na Colômbia em dois mil e dezesseis e matou setenta e uma pessoas, quase um time inteiro. O jato que despencou sobre um bairro residencial de Santos, em dois mil e catorze, matando o candidato à Presidência Eduardo Campos e mais seis pessoas.</w:t>
       </w:r>
     </w:p>
     <w:p>
@@ -119,7 +119,15 @@
         <w:rPr>
           <w:color w:val="000000"/>
         </w:rPr>
-        <w:t>Explicou o helicóptero que caiu sobre a Rodovia Anhanguera, em São Paulo, matando o jornalista Ricardo Boechat. E voltou até mil novecentos e setenta e sete, para contar o maior desastre da história da aviação comercial. Dois Boeing 747 que se chocaram numa pista nas Ilhas Canárias, em Tenerife. Quinhentas e oitenta e três pessoas mortas.</w:t>
+        <w:t>A queda do avião que levava o ministro do Supremo Teori Zavascki, em Paraty, em dois mil e dezessete. Um caso cercado de suspeitas de sabotagem, que Lito analisou com cuidado, olhando para os fatos da investigação.</w:t>
+      </w:r>
+    </w:p>
+    <w:p>
+      <w:r>
+        <w:rPr>
+          <w:color w:val="000000"/>
+        </w:rPr>
+        <w:t>Contou até o maior desastre da história da aviação comercial. Dois Boeing 747 que se chocaram numa pista em Tenerife, nas Ilhas Canárias, em mil novecentos e setenta e sete. Quinhentas e oitenta e três pessoas mortas.</w:t>
       </w:r>
     </w:p>
     <w:p>
